--- a/companies/hollowell-ip/Engagements/Price-Henson/Meeting Minutes 2025-08-19 - Price-Henson.docx
+++ b/companies/hollowell-ip/Engagements/Price-Henson/Meeting Minutes 2025-08-19 - Price-Henson.docx
@@ -7,12 +7,12 @@
         <w:pStyle w:val="Heading1"/>
       </w:pPr>
       <w:r>
-        <w:t>Meeting Minutes — Licensing Diligence for Price-Henson</w:t>
+        <w:t>Review of Draft Findings: Licensing Diligence for Price-Henson</w:t>
       </w:r>
     </w:p>
     <w:p>
       <w:r>
-        <w:t>Recorded by Richard Henderson. Closing working session on the licensing diligence for Price-Henson, held to confirm the findings, settle the last open item, and set the delivery of the written report.</w:t>
+        <w:t>Privileged and confidential. These minutes record legal advice given to Price-Henson and should not be circulated outside its management.</w:t>
       </w:r>
     </w:p>
     <w:p>
@@ -20,23 +20,7 @@
         <w:pStyle w:val="Heading2"/>
       </w:pPr>
       <w:r>
-        <w:t>Attendees</w:t>
-      </w:r>
-    </w:p>
-    <w:p>
-      <w:pPr>
-        <w:pStyle w:val="ListBullet"/>
-      </w:pPr>
-      <w:r>
-        <w:t>David Chang, Patent Agent, Prosecution</w:t>
-      </w:r>
-    </w:p>
-    <w:p>
-      <w:pPr>
-        <w:pStyle w:val="ListBullet"/>
-      </w:pPr>
-      <w:r>
-        <w:t>Richard Henderson, Patent Agent, Prosecution</w:t>
+        <w:t>Present</w:t>
       </w:r>
     </w:p>
     <w:p>
@@ -49,30 +33,31 @@
     </w:p>
     <w:p>
       <w:pPr>
-        <w:pStyle w:val="Heading2"/>
+        <w:pStyle w:val="ListBullet"/>
       </w:pPr>
       <w:r>
-        <w:t>Where the Diligence Stands</w:t>
+        <w:t>Mary Bradley, Managing Partner</w:t>
+      </w:r>
+    </w:p>
+    <w:p>
+      <w:pPr>
+        <w:pStyle w:val="ListBullet"/>
+      </w:pPr>
+      <w:r>
+        <w:t>David Chang, Patent Agent</w:t>
+      </w:r>
+    </w:p>
+    <w:p>
+      <w:pPr>
+        <w:pStyle w:val="ListBullet"/>
+      </w:pPr>
+      <w:r>
+        <w:t>Richard Henderson, Patent Agent</w:t>
       </w:r>
     </w:p>
     <w:p>
       <w:r>
-        <w:t>The diligence is substantially complete and the report is in final review. Coverage mapping and the encumbrances search are both closed, and the one open title family has been resolved. No deadline is at risk, and nothing remains that would hold the report.</w:t>
-      </w:r>
-    </w:p>
-    <w:p>
-      <w:r>
-        <w:t>David Chang confirmed the coverage findings. The license grant reconciles to the issued claims across the portfolio, and the two families that were open at the last session are now charted and consistent with the rest. The one family whose prosecution history narrowed a term is documented in the report, with the amendment traced so the narrowed scope is plain. The encumbrances search turned up recorded interests on two families, both of them disclosed in the term sheet, and nothing undisclosed that clouds the grant.</w:t>
-      </w:r>
-    </w:p>
-    <w:p>
-      <w:r>
-        <w:t>Richard Henderson reported the title family closed. The recorded assignment that did not match the priority claim was a recording error at the office; the corrected assignment is now on record, and the chain reconciles. The recorded date on the master list has been updated to match the office record.</w:t>
-      </w:r>
-    </w:p>
-    <w:p>
-      <w:r>
-        <w:t>The group also confirmed what the report will and will not say. It sets out the coverage mapping, the reconciled chain of title, and the encumbrances found, each organized by family, and it states plainly where a question falls outside its scope. It offers no opinion on whether any claim is infringed or valid, which is consistent with the engagement and with how the firm treats opinion work.</w:t>
+        <w:t>The session reviewed the draft findings memorandum, which was circulated to Price-Henson beforehand, and the title items still open with the licensor. Points are grouped below by subject rather than in the order raised.</w:t>
       </w:r>
     </w:p>
     <w:p>
@@ -80,17 +65,12 @@
         <w:pStyle w:val="Heading2"/>
       </w:pPr>
       <w:r>
-        <w:t>Discussion</w:t>
+        <w:t>Firmware and Control Families</w:t>
       </w:r>
     </w:p>
     <w:p>
       <w:r>
-        <w:t>Tiffany Munoz asked about the form of the report and its distribution. Richard Henderson confirmed that the report is organized family by family, marked privileged, and will be addressed to Tiffany Munoz and held to the distribution she sets at Price-Henson. Questions of infringement and validity stay outside the report; where the diligence touched either, the point is noted and left for an attorney opinion under a separate engagement if the company wants one.</w:t>
-      </w:r>
-    </w:p>
-    <w:p>
-      <w:r>
-        <w:t>The docket was reconciled a final time during the session. Every reviewed family sits on the matter docket with its dates confirmed against the office record, and no date tied to the portfolio is open. The weekly reconciliation continues through delivery.</w:t>
+        <w:t>David Chang summarized the readings. On the product description Price-Henson supplied, and with most of the open claim elements closed in the call with its engineering staff, the independent claims of these families appear to read on the control board and its firmware as described. Mary Bradley repeated that the memorandum states findings and is not an opinion on infringement or validity, and that each finding carries the qualifications the record requires.</w:t>
       </w:r>
     </w:p>
     <w:p>
@@ -98,201 +78,96 @@
         <w:pStyle w:val="Heading2"/>
       </w:pPr>
       <w:r>
-        <w:t>Action Items</w:t>
+        <w:t>Mechanical Families</w:t>
       </w:r>
     </w:p>
-    <w:tbl>
-      <w:tblPr>
-        <w:tblStyle w:val="TableGrid"/>
-        <w:tblW w:type="auto" w:w="0"/>
-        <w:tblLook w:firstColumn="1" w:firstRow="1" w:lastColumn="0" w:lastRow="0" w:noHBand="0" w:noVBand="1" w:val="04A0"/>
-      </w:tblPr>
-      <w:tblGrid>
-        <w:gridCol w:w="2880"/>
-        <w:gridCol w:w="2880"/>
-        <w:gridCol w:w="2880"/>
-      </w:tblGrid>
-      <w:tr>
-        <w:tc>
-          <w:tcPr>
-            <w:tcW w:type="dxa" w:w="2880"/>
-          </w:tcPr>
-          <w:p>
-            <w:r>
-              <w:rPr>
-                <w:b/>
-              </w:rPr>
-              <w:t>Item</w:t>
-            </w:r>
-          </w:p>
-        </w:tc>
-        <w:tc>
-          <w:tcPr>
-            <w:tcW w:type="dxa" w:w="2880"/>
-          </w:tcPr>
-          <w:p>
-            <w:r>
-              <w:rPr>
-                <w:b/>
-              </w:rPr>
-              <w:t>Owner</w:t>
-            </w:r>
-          </w:p>
-        </w:tc>
-        <w:tc>
-          <w:tcPr>
-            <w:tcW w:type="dxa" w:w="2880"/>
-          </w:tcPr>
-          <w:p>
-            <w:r>
-              <w:rPr>
-                <w:b/>
-              </w:rPr>
-              <w:t>Due</w:t>
-            </w:r>
-          </w:p>
-        </w:tc>
-      </w:tr>
-      <w:tr>
-        <w:tc>
-          <w:tcPr>
-            <w:tcW w:type="dxa" w:w="2880"/>
-          </w:tcPr>
-          <w:p>
-            <w:r>
-              <w:t>Complete the final read of the diligence report</w:t>
-            </w:r>
-          </w:p>
-        </w:tc>
-        <w:tc>
-          <w:tcPr>
-            <w:tcW w:type="dxa" w:w="2880"/>
-          </w:tcPr>
-          <w:p>
-            <w:r>
-              <w:t>Richard Henderson</w:t>
-            </w:r>
-          </w:p>
-        </w:tc>
-        <w:tc>
-          <w:tcPr>
-            <w:tcW w:type="dxa" w:w="2880"/>
-          </w:tcPr>
-          <w:p>
-            <w:r>
-              <w:t>This week</w:t>
-            </w:r>
-          </w:p>
-        </w:tc>
-      </w:tr>
-      <w:tr>
-        <w:tc>
-          <w:tcPr>
-            <w:tcW w:type="dxa" w:w="2880"/>
-          </w:tcPr>
-          <w:p>
-            <w:r>
-              <w:t>Verify every claim chart and title reference against the matter file</w:t>
-            </w:r>
-          </w:p>
-        </w:tc>
-        <w:tc>
-          <w:tcPr>
-            <w:tcW w:type="dxa" w:w="2880"/>
-          </w:tcPr>
-          <w:p>
-            <w:r>
-              <w:t>David Chang</w:t>
-            </w:r>
-          </w:p>
-        </w:tc>
-        <w:tc>
-          <w:tcPr>
-            <w:tcW w:type="dxa" w:w="2880"/>
-          </w:tcPr>
-          <w:p>
-            <w:r>
-              <w:t>This week</w:t>
-            </w:r>
-          </w:p>
-        </w:tc>
-      </w:tr>
-      <w:tr>
-        <w:tc>
-          <w:tcPr>
-            <w:tcW w:type="dxa" w:w="2880"/>
-          </w:tcPr>
-          <w:p>
-            <w:r>
-              <w:t>Deliver the privileged report to Tiffany Munoz</w:t>
-            </w:r>
-          </w:p>
-        </w:tc>
-        <w:tc>
-          <w:tcPr>
-            <w:tcW w:type="dxa" w:w="2880"/>
-          </w:tcPr>
-          <w:p>
-            <w:r>
-              <w:t>Richard Henderson</w:t>
-            </w:r>
-          </w:p>
-        </w:tc>
-        <w:tc>
-          <w:tcPr>
-            <w:tcW w:type="dxa" w:w="2880"/>
-          </w:tcPr>
-          <w:p>
-            <w:r>
-              <w:t>On completion of the final read</w:t>
-            </w:r>
-          </w:p>
-        </w:tc>
-      </w:tr>
-      <w:tr>
-        <w:tc>
-          <w:tcPr>
-            <w:tcW w:type="dxa" w:w="2880"/>
-          </w:tcPr>
-          <w:p>
-            <w:r>
-              <w:t>Close the matter file and archive the reconciled docket</w:t>
-            </w:r>
-          </w:p>
-        </w:tc>
-        <w:tc>
-          <w:tcPr>
-            <w:tcW w:type="dxa" w:w="2880"/>
-          </w:tcPr>
-          <w:p>
-            <w:r>
-              <w:t>David Chang</w:t>
-            </w:r>
-          </w:p>
-        </w:tc>
-        <w:tc>
-          <w:tcPr>
-            <w:tcW w:type="dxa" w:w="2880"/>
-          </w:tcPr>
-          <w:p>
-            <w:r>
-              <w:t>After delivery</w:t>
-            </w:r>
-          </w:p>
-        </w:tc>
-      </w:tr>
-    </w:tbl>
+    <w:p>
+      <w:r>
+        <w:t>Richard Henderson reported that the claims of one mechanical family were narrowed during prosecution by an amendment limiting them to a mounting arrangement the planned product does not use, so on the present design that family is unlikely to cover the product, although a design change could alter the answer. Tiffany Munoz asked whether the family should remain in the royalty base. Mary Bradley said that is a commercial decision for Price-Henson, and that the firm can draft schedule language that either removes the family or prices it separately.</w:t>
+      </w:r>
+    </w:p>
     <w:p>
       <w:pPr>
         <w:pStyle w:val="Heading2"/>
       </w:pPr>
       <w:r>
-        <w:t>Delivery</w:t>
+        <w:t>Title</w:t>
       </w:r>
     </w:p>
     <w:p>
       <w:r>
-        <w:t>With the open items settled, the engagement moves to delivery. Richard Henderson will finish the final read this week, and the report will go to Price-Henson once David Chang has verified every chart and reference against the matter file. The docket stays under weekly reconciliation until delivery, so any date that moves before the report is out is caught and reported the day it moves. No conclusion on infringement or validity is offered in the report, consistent with the scope set at the outset.</w:t>
+        <w:t>The confirmatory assignment for the previously unrecorded inventor has been executed and recorded, and the assignment record now shows a complete chain for every family. The licensor reports that the lender's release has been filed, but it does not yet appear on the assignment record. Mary Bradley noted that a gap between filing and recordation is common and is usually a matter of processing, but that the memorandum should not describe the portfolio as unencumbered until the record shows the release.</w:t>
+      </w:r>
+    </w:p>
+    <w:p>
+      <w:pPr>
+        <w:pStyle w:val="Heading2"/>
+      </w:pPr>
+      <w:r>
+        <w:t>Foreign Counterparts</w:t>
+      </w:r>
+    </w:p>
+    <w:p>
+      <w:r>
+        <w:t>David Chang reported that the licensor's foreign associates have now supplied the foreign file records, and that each counterpart on the schedule is either pending or in force in the jurisdiction the schedule shows. The memorandum treats the counterparts in a separate section and says expressly that it relies on the associates' reports for local status, which the firm has not independently verified.</w:t>
+      </w:r>
+    </w:p>
+    <w:p>
+      <w:pPr>
+        <w:pStyle w:val="Heading2"/>
+      </w:pPr>
+      <w:r>
+        <w:t>Carrying the Findings into the License</w:t>
+      </w:r>
+    </w:p>
+    <w:p>
+      <w:r>
+        <w:t>Tiffany Munoz asked which findings should be reflected in the license itself. Mary Bradley recommended three provisions: a representation by the licensor that title to the scheduled patents is complete and unencumbered; a covenant to keep the scheduled patents in force under the maintenance fee allocation now being negotiated; and a condition that the lender's release be of record before signing.</w:t>
+      </w:r>
+    </w:p>
+    <w:p>
+      <w:pPr>
+        <w:pStyle w:val="Heading2"/>
+      </w:pPr>
+      <w:r>
+        <w:t>Actions</w:t>
+      </w:r>
+    </w:p>
+    <w:p>
+      <w:pPr>
+        <w:pStyle w:val="ListBullet"/>
+      </w:pPr>
+      <w:r>
+        <w:t>David Chang: check the assignment record each business day for the lender's release and notify the team when it posts.</w:t>
+      </w:r>
+    </w:p>
+    <w:p>
+      <w:pPr>
+        <w:pStyle w:val="ListBullet"/>
+      </w:pPr>
+      <w:r>
+        <w:t>Richard Henderson: add the prosecution history note on the narrowed mechanical family to the memorandum, citing the amendment and the examiner's reasons for allowance.</w:t>
+      </w:r>
+    </w:p>
+    <w:p>
+      <w:pPr>
+        <w:pStyle w:val="ListBullet"/>
+      </w:pPr>
+      <w:r>
+        <w:t>Mary Bradley: send Tiffany Munoz proposed license language on title, maintenance, and the release condition.</w:t>
+      </w:r>
+    </w:p>
+    <w:p>
+      <w:pPr>
+        <w:pStyle w:val="ListBullet"/>
+      </w:pPr>
+      <w:r>
+        <w:t>Tiffany Munoz: decide whether the narrowed mechanical family stays in the royalty base, and tell Mary Bradley.</w:t>
+      </w:r>
+    </w:p>
+    <w:p>
+      <w:r>
+        <w:t>Once the release appears on the assignment record, the findings memorandum issues in final; that is the next step.</w:t>
       </w:r>
     </w:p>
     <w:sectPr>
